--- a/INFORME DE VALIDACIÓN DEL PRODUCTO.docx
+++ b/INFORME DE VALIDACIÓN DEL PRODUCTO.docx
@@ -9,8 +9,8 @@
           <w:rFonts w:ascii="Calibri" w:hAnsi="Calibri" w:cs="Calibri"/>
           <w:b/>
           <w:bCs/>
-          <w:sz w:val="36"/>
-          <w:szCs w:val="36"/>
+          <w:sz w:val="32"/>
+          <w:szCs w:val="32"/>
         </w:rPr>
       </w:pPr>
       <w:r>
@@ -18,8 +18,8 @@
           <w:rFonts w:ascii="Calibri" w:hAnsi="Calibri" w:cs="Calibri"/>
           <w:b/>
           <w:bCs/>
-          <w:sz w:val="36"/>
-          <w:szCs w:val="36"/>
+          <w:sz w:val="32"/>
+          <w:szCs w:val="32"/>
         </w:rPr>
         <w:t>INFORME DE VALIDACIÓN DEL PRODUCTO</w:t>
       </w:r>
@@ -37,6 +37,7 @@
     </w:p>
     <w:p>
       <w:pPr>
+        <w:spacing w:line="360" w:lineRule="auto"/>
         <w:rPr>
           <w:rFonts w:ascii="Calibri" w:hAnsi="Calibri" w:cs="Calibri"/>
         </w:rPr>
@@ -546,6 +547,7 @@
     </w:p>
     <w:p>
       <w:pPr>
+        <w:spacing w:line="360" w:lineRule="auto"/>
         <w:rPr>
           <w:rFonts w:ascii="Calibri" w:hAnsi="Calibri" w:cs="Calibri"/>
         </w:rPr>
@@ -602,7 +604,25 @@
         <w:rPr>
           <w:rFonts w:ascii="Calibri" w:hAnsi="Calibri" w:cs="Calibri"/>
         </w:rPr>
-        <w:t xml:space="preserve">     -------------------------------------                                                          ----------------------------------</w:t>
+        <w:t xml:space="preserve">     </w:t>
+      </w:r>
+      <w:r>
+        <w:rPr>
+          <w:rFonts w:ascii="Calibri" w:hAnsi="Calibri" w:cs="Calibri"/>
+        </w:rPr>
+        <w:t>_____________________</w:t>
+      </w:r>
+      <w:r>
+        <w:rPr>
+          <w:rFonts w:ascii="Calibri" w:hAnsi="Calibri" w:cs="Calibri"/>
+        </w:rPr>
+        <w:t xml:space="preserve">                                                      </w:t>
+      </w:r>
+      <w:r>
+        <w:rPr>
+          <w:rFonts w:ascii="Calibri" w:hAnsi="Calibri" w:cs="Calibri"/>
+        </w:rPr>
+        <w:t xml:space="preserve">        ____________________</w:t>
       </w:r>
     </w:p>
     <w:p>
@@ -617,14 +637,7 @@
           <w:b/>
           <w:bCs/>
         </w:rPr>
-        <w:t xml:space="preserve">          </w:t>
-      </w:r>
-      <w:r>
-        <w:rPr>
-          <w:b/>
-          <w:bCs/>
-        </w:rPr>
-        <w:t>Validador (</w:t>
+        <w:t xml:space="preserve">          Validador (</w:t>
       </w:r>
       <w:proofErr w:type="gramStart"/>
       <w:r>
@@ -632,14 +645,7 @@
           <w:b/>
           <w:bCs/>
         </w:rPr>
-        <w:t>Alcaldía)</w:t>
-      </w:r>
-      <w:r>
-        <w:rPr>
-          <w:b/>
-          <w:bCs/>
-        </w:rPr>
-        <w:t xml:space="preserve">   </w:t>
+        <w:t xml:space="preserve">Alcaldía)   </w:t>
       </w:r>
       <w:proofErr w:type="gramEnd"/>
       <w:r>
@@ -647,21 +653,7 @@
           <w:b/>
           <w:bCs/>
         </w:rPr>
-        <w:t xml:space="preserve">                                                                              </w:t>
-      </w:r>
-      <w:r>
-        <w:rPr>
-          <w:b/>
-          <w:bCs/>
-        </w:rPr>
-        <w:t>Jefe de Proyecto</w:t>
-      </w:r>
-      <w:r>
-        <w:rPr>
-          <w:b/>
-          <w:bCs/>
-        </w:rPr>
-        <w:t xml:space="preserve"> </w:t>
+        <w:t xml:space="preserve">                                                                          Jefe de Proyecto </w:t>
       </w:r>
     </w:p>
     <w:sectPr>
@@ -1276,6 +1268,7 @@
   <w:style w:type="character" w:default="1" w:styleId="Fuentedeprrafopredeter">
     <w:name w:val="Default Paragraph Font"/>
     <w:uiPriority w:val="1"/>
+    <w:semiHidden/>
     <w:unhideWhenUsed/>
   </w:style>
   <w:style w:type="table" w:default="1" w:styleId="Tablanormal">
